--- a/DatabaseSystems/Assignment 1/Assignment 1.docx
+++ b/DatabaseSystems/Assignment 1/Assignment 1.docx
@@ -35,6 +35,14 @@
         </w:rPr>
         <w:t xml:space="preserve"> </w:t>
       </w:r>
+    </w:p>
+    <w:p>
+      <w:pPr>
+        <w:ind w:left="0" w:firstLine="0"/>
+        <w:rPr>
+          <w:b/>
+        </w:rPr>
+      </w:pPr>
     </w:p>
     <w:p>
       <w:pPr>
@@ -198,6 +206,7 @@
         <w:t xml:space="preserve"> </w:t>
       </w:r>
       <w:proofErr w:type="spellStart"/>
+      <w:proofErr w:type="gramStart"/>
       <w:r>
         <w:rPr>
           <w:i/>
@@ -207,6 +216,7 @@
         <w:t>employee.city</w:t>
       </w:r>
       <w:proofErr w:type="spellEnd"/>
+      <w:proofErr w:type="gramEnd"/>
       <w:r>
         <w:rPr>
           <w:i/>
@@ -216,6 +226,7 @@
         <w:t xml:space="preserve"> = “London” ^ </w:t>
       </w:r>
       <w:proofErr w:type="spellStart"/>
+      <w:proofErr w:type="gramStart"/>
       <w:r>
         <w:rPr>
           <w:i/>
@@ -225,6 +236,7 @@
         <w:t>works.salary</w:t>
       </w:r>
       <w:proofErr w:type="spellEnd"/>
+      <w:proofErr w:type="gramEnd"/>
       <w:r>
         <w:rPr>
           <w:i/>
@@ -297,6 +309,11 @@
       <w:r>
         <w:t xml:space="preserve">2. </w:t>
       </w:r>
+    </w:p>
+    <w:p>
+      <w:pPr>
+        <w:ind w:left="0" w:firstLine="0"/>
+      </w:pPr>
     </w:p>
     <w:p>
       <w:pPr>
@@ -889,6 +906,9 @@
         </mc:AlternateContent>
       </w:r>
       <w:r>
+        <w:rPr>
+          <w:noProof/>
+        </w:rPr>
         <w:drawing>
           <wp:inline distT="0" distB="0" distL="0" distR="0" wp14:anchorId="7AD4B7A8" wp14:editId="6D8CADAB">
             <wp:extent cx="4343776" cy="3215919"/>
@@ -974,18 +994,22 @@
         <w:t xml:space="preserve">set </w:t>
       </w:r>
       <w:proofErr w:type="spellStart"/>
+      <w:proofErr w:type="gramStart"/>
       <w:r>
         <w:t>i.salary</w:t>
       </w:r>
       <w:proofErr w:type="spellEnd"/>
+      <w:proofErr w:type="gramEnd"/>
       <w:r>
         <w:t xml:space="preserve"> = </w:t>
       </w:r>
       <w:proofErr w:type="spellStart"/>
+      <w:proofErr w:type="gramStart"/>
       <w:r>
         <w:t>i.salary</w:t>
       </w:r>
       <w:proofErr w:type="spellEnd"/>
+      <w:proofErr w:type="gramEnd"/>
       <w:r>
         <w:t xml:space="preserve"> * 1.08</w:t>
       </w:r>
@@ -998,22 +1022,34 @@
         <w:t xml:space="preserve">where </w:t>
       </w:r>
       <w:proofErr w:type="spellStart"/>
+      <w:proofErr w:type="gramStart"/>
       <w:r>
         <w:t>i.salary</w:t>
       </w:r>
       <w:proofErr w:type="spellEnd"/>
-      <w:r>
-        <w:t xml:space="preserve"> in </w:t>
+      <w:proofErr w:type="gramEnd"/>
+      <w:r>
+        <w:t xml:space="preserve"> </w:t>
+      </w:r>
+      <w:proofErr w:type="gramStart"/>
+      <w:r>
+        <w:t xml:space="preserve">in </w:t>
       </w:r>
       <w:r>
         <w:tab/>
-        <w:t>(select min(</w:t>
+        <w:t>(</w:t>
+      </w:r>
+      <w:proofErr w:type="gramEnd"/>
+      <w:r>
+        <w:t>select min(</w:t>
       </w:r>
       <w:proofErr w:type="spellStart"/>
+      <w:proofErr w:type="gramStart"/>
       <w:r>
         <w:t>i.salary</w:t>
       </w:r>
       <w:proofErr w:type="spellEnd"/>
+      <w:proofErr w:type="gramEnd"/>
       <w:r>
         <w:t>)</w:t>
       </w:r>
@@ -1055,8 +1091,13 @@
         <w:t xml:space="preserve"> where </w:t>
       </w:r>
       <w:proofErr w:type="spellStart"/>
-      <w:r>
-        <w:t>i.dept_name</w:t>
+      <w:proofErr w:type="gramStart"/>
+      <w:r>
+        <w:t>i.dept</w:t>
+      </w:r>
+      <w:proofErr w:type="gramEnd"/>
+      <w:r>
+        <w:t>_name</w:t>
       </w:r>
       <w:proofErr w:type="spellEnd"/>
       <w:r>
@@ -1072,7 +1113,18 @@
       <w:pPr>
         <w:ind w:left="0" w:firstLine="0"/>
       </w:pPr>
-      <w:r>
+    </w:p>
+    <w:p>
+      <w:pPr>
+        <w:ind w:left="0" w:firstLine="0"/>
+      </w:pPr>
+    </w:p>
+    <w:p>
+      <w:pPr>
+        <w:ind w:left="0" w:firstLine="0"/>
+      </w:pPr>
+      <w:r>
+        <w:lastRenderedPageBreak/>
         <w:t>b)</w:t>
       </w:r>
     </w:p>
@@ -1099,8 +1151,13 @@
       <w:pPr>
         <w:ind w:left="0" w:firstLine="0"/>
       </w:pPr>
-      <w:r>
-        <w:t>from instructor</w:t>
+      <w:proofErr w:type="gramStart"/>
+      <w:r>
+        <w:t>from</w:t>
+      </w:r>
+      <w:proofErr w:type="gramEnd"/>
+      <w:r>
+        <w:t xml:space="preserve"> instructor</w:t>
       </w:r>
     </w:p>
     <w:p>
@@ -1122,7 +1179,6 @@
         <w:ind w:left="0" w:firstLine="0"/>
       </w:pPr>
       <w:r>
-        <w:lastRenderedPageBreak/>
         <w:t>group by</w:t>
       </w:r>
       <w:r>
@@ -1191,11 +1247,19 @@
         <w:t xml:space="preserve"> </w:t>
       </w:r>
       <w:r>
-        <w:t xml:space="preserve">salary &gt; all </w:t>
+        <w:t xml:space="preserve">salary &gt; </w:t>
+      </w:r>
+      <w:proofErr w:type="gramStart"/>
+      <w:r>
+        <w:t xml:space="preserve">all </w:t>
       </w:r>
       <w:r>
         <w:tab/>
-        <w:t>(select</w:t>
+        <w:t>(</w:t>
+      </w:r>
+      <w:proofErr w:type="gramEnd"/>
+      <w:r>
+        <w:t>select</w:t>
       </w:r>
       <w:r>
         <w:t xml:space="preserve"> </w:t>
@@ -1216,8 +1280,13 @@
       </w:r>
       <w:r>
         <w:tab/>
-        <w:t xml:space="preserve"> from works</w:t>
-      </w:r>
+        <w:t xml:space="preserve"> from </w:t>
+      </w:r>
+      <w:proofErr w:type="gramStart"/>
+      <w:r>
+        <w:t>works</w:t>
+      </w:r>
+      <w:proofErr w:type="gramEnd"/>
     </w:p>
     <w:p>
       <w:pPr>
@@ -1269,7 +1338,18 @@
         <w:ind w:left="0" w:firstLine="0"/>
       </w:pPr>
       <w:r>
-        <w:t>The two separate updates are not atomic, as they are executed sequentially. It Is possible that one query would be executed, but not the other, in a fail/crash.</w:t>
+        <w:t xml:space="preserve">The two separate updates are not atomic, as they are executed sequentially. It Is possible that one query would be executed, but not the other, in a </w:t>
+      </w:r>
+      <w:proofErr w:type="gramStart"/>
+      <w:r>
+        <w:t>fail</w:t>
+      </w:r>
+      <w:proofErr w:type="gramEnd"/>
+      <w:r>
+        <w:t>/crash</w:t>
+      </w:r>
+      <w:r>
+        <w:t>, leading to potential double salary bumps.</w:t>
       </w:r>
     </w:p>
     <w:p>
@@ -1289,6 +1369,87 @@
       <w:pPr>
         <w:ind w:left="0" w:firstLine="0"/>
       </w:pPr>
+      <w:r>
+        <w:t>Update</w:t>
+      </w:r>
+      <w:r>
+        <w:t xml:space="preserve"> works</w:t>
+      </w:r>
+    </w:p>
+    <w:p>
+      <w:pPr>
+        <w:ind w:left="0" w:firstLine="0"/>
+      </w:pPr>
+      <w:r>
+        <w:t>Set</w:t>
+      </w:r>
+      <w:r>
+        <w:t xml:space="preserve"> salary = salary * 1.09 - salary * 0.06 * (salary * 1.09 &gt; 100000)</w:t>
+      </w:r>
+    </w:p>
+    <w:p>
+      <w:pPr>
+        <w:ind w:left="0" w:firstLine="0"/>
+      </w:pPr>
+      <w:r>
+        <w:t>Where</w:t>
+      </w:r>
+      <w:r>
+        <w:t xml:space="preserve"> ID </w:t>
+      </w:r>
+      <w:r>
+        <w:t>in</w:t>
+      </w:r>
+      <w:r>
+        <w:t xml:space="preserve"> (</w:t>
+      </w:r>
+      <w:r>
+        <w:t>Select</w:t>
+      </w:r>
+      <w:r>
+        <w:t xml:space="preserve"> </w:t>
+      </w:r>
+      <w:proofErr w:type="spellStart"/>
+      <w:r>
+        <w:t>manager_id</w:t>
+      </w:r>
+      <w:proofErr w:type="spellEnd"/>
+      <w:r>
+        <w:t xml:space="preserve"> </w:t>
+      </w:r>
+      <w:r>
+        <w:t>from</w:t>
+      </w:r>
+      <w:r>
+        <w:t xml:space="preserve"> </w:t>
+      </w:r>
+      <w:proofErr w:type="gramStart"/>
+      <w:r>
+        <w:t>manages</w:t>
+      </w:r>
+      <w:proofErr w:type="gramEnd"/>
+      <w:r>
+        <w:t>)</w:t>
+      </w:r>
+    </w:p>
+    <w:p>
+      <w:pPr>
+        <w:ind w:left="0" w:firstLine="0"/>
+      </w:pPr>
+      <w:r>
+        <w:t>and</w:t>
+      </w:r>
+      <w:r>
+        <w:t xml:space="preserve"> </w:t>
+      </w:r>
+      <w:proofErr w:type="spellStart"/>
+      <w:r>
+        <w:t>company_name</w:t>
+      </w:r>
+      <w:proofErr w:type="spellEnd"/>
+      <w:r>
+        <w:t xml:space="preserve"> = 'JP Morgan Chase';</w:t>
+      </w:r>
     </w:p>
     <w:sectPr>
       <w:pgSz w:w="11908" w:h="16838"/>
@@ -1932,6 +2093,7 @@
   <w:style w:type="character" w:default="1" w:styleId="DefaultParagraphFont">
     <w:name w:val="Default Paragraph Font"/>
     <w:uiPriority w:val="1"/>
+    <w:semiHidden/>
     <w:unhideWhenUsed/>
   </w:style>
   <w:style w:type="table" w:default="1" w:styleId="TableNormal">
